--- a/training/QS-Onboarding-Training-Manual_EN-VI.docx
+++ b/training/QS-Onboarding-Training-Manual_EN-VI.docx
@@ -303,22 +303,22 @@
                 <w:sz w:val="18"/>
                 <w:szCs w:val="18"/>
               </w:rPr>
-              <w:t xml:space="preserve">02 — draft for approval</w:t>
-            </w:r>
-          </w:p>
-          <w:p>
-            <w:pPr>
-              <w:spacing w:after="50"/>
-            </w:pPr>
-            <w:r>
-              <w:rPr>
-                <w:i/>
-                <w:iCs/>
-                <w:color w:val="1F5C99"/>
-                <w:sz w:val="18"/>
-                <w:szCs w:val="18"/>
-              </w:rPr>
-              <w:t xml:space="preserve">02 — dự thảo chờ phê duyệt</w:t>
+              <w:t xml:space="preserve">02 — released</w:t>
+            </w:r>
+          </w:p>
+          <w:p>
+            <w:pPr>
+              <w:spacing w:after="50"/>
+            </w:pPr>
+            <w:r>
+              <w:rPr>
+                <w:i/>
+                <w:iCs/>
+                <w:color w:val="1F5C99"/>
+                <w:sz w:val="18"/>
+                <w:szCs w:val="18"/>
+              </w:rPr>
+              <w:t xml:space="preserve">02 — đã ban hành</w:t>
             </w:r>
           </w:p>
         </w:tc>
@@ -402,22 +402,22 @@
                 <w:sz w:val="18"/>
                 <w:szCs w:val="18"/>
               </w:rPr>
-              <w:t xml:space="preserve">15 October 2026</w:t>
-            </w:r>
-          </w:p>
-          <w:p>
-            <w:pPr>
-              <w:spacing w:after="50"/>
-            </w:pPr>
-            <w:r>
-              <w:rPr>
-                <w:i/>
-                <w:iCs/>
-                <w:color w:val="1F5C99"/>
-                <w:sz w:val="18"/>
-                <w:szCs w:val="18"/>
-              </w:rPr>
-              <w:t xml:space="preserve">15 tháng 10 năm 2026</w:t>
+              <w:t xml:space="preserve">16 October 2026</w:t>
+            </w:r>
+          </w:p>
+          <w:p>
+            <w:pPr>
+              <w:spacing w:after="50"/>
+            </w:pPr>
+            <w:r>
+              <w:rPr>
+                <w:i/>
+                <w:iCs/>
+                <w:color w:val="1F5C99"/>
+                <w:sz w:val="18"/>
+                <w:szCs w:val="18"/>
+              </w:rPr>
+              <w:t xml:space="preserve">16 tháng 10 năm 2026</w:t>
             </w:r>
           </w:p>
         </w:tc>
@@ -703,22 +703,22 @@
                 <w:sz w:val="18"/>
                 <w:szCs w:val="18"/>
               </w:rPr>
-              <w:t xml:space="preserve">DRAFT FOR APPROVAL</w:t>
-            </w:r>
-          </w:p>
-          <w:p>
-            <w:pPr>
-              <w:spacing w:after="50"/>
-            </w:pPr>
-            <w:r>
-              <w:rPr>
-                <w:i/>
-                <w:iCs/>
-                <w:color w:val="1F5C99"/>
-                <w:sz w:val="18"/>
-                <w:szCs w:val="18"/>
-              </w:rPr>
-              <w:t xml:space="preserve">DỰ THẢO CHỜ PHÊ DUYỆT</w:t>
+              <w:t xml:space="preserve">RELEASED — effective 16 October 2026</w:t>
+            </w:r>
+          </w:p>
+          <w:p>
+            <w:pPr>
+              <w:spacing w:after="50"/>
+            </w:pPr>
+            <w:r>
+              <w:rPr>
+                <w:i/>
+                <w:iCs/>
+                <w:color w:val="1F5C99"/>
+                <w:sz w:val="18"/>
+                <w:szCs w:val="18"/>
+              </w:rPr>
+              <w:t xml:space="preserve">ĐÃ BAN HÀNH — hiệu lực từ 16 tháng 10 năm 2026</w:t>
             </w:r>
           </w:p>
         </w:tc>
@@ -2187,6 +2187,165 @@
               <w:bottom w:val="single" w:color="BFBFBF" w:sz="4"/>
               <w:right w:val="single" w:color="BFBFBF" w:sz="4"/>
             </w:tcBorders>
+            <w:tcMar>
+              <w:top w:type="dxa" w:w="60"/>
+              <w:left w:type="dxa" w:w="100"/>
+              <w:bottom w:type="dxa" w:w="60"/>
+              <w:right w:type="dxa" w:w="100"/>
+            </w:tcMar>
+            <w:vAlign w:val="top"/>
+          </w:tcPr>
+          <w:p>
+            <w:pPr>
+              <w:spacing w:after="10"/>
+            </w:pPr>
+            <w:r>
+              <w:rPr>
+                <w:sz w:val="18"/>
+                <w:szCs w:val="18"/>
+              </w:rPr>
+              <w:t xml:space="preserve">CQAD office</w:t>
+            </w:r>
+          </w:p>
+          <w:p>
+            <w:pPr>
+              <w:spacing w:after="50"/>
+            </w:pPr>
+            <w:r>
+              <w:rPr>
+                <w:i/>
+                <w:iCs/>
+                <w:color w:val="1F5C99"/>
+                <w:sz w:val="18"/>
+                <w:szCs w:val="18"/>
+              </w:rPr>
+              <w:t xml:space="preserve">Văn phòng CQAD</w:t>
+            </w:r>
+          </w:p>
+        </w:tc>
+      </w:tr>
+      <w:tr>
+        <w:trPr>
+          <w:cantSplit/>
+        </w:trPr>
+        <w:tc>
+          <w:tcPr>
+            <w:tcW w:type="dxa" w:w="800"/>
+            <w:tcBorders>
+              <w:top w:val="single" w:color="BFBFBF" w:sz="4"/>
+              <w:left w:val="single" w:color="BFBFBF" w:sz="4"/>
+              <w:bottom w:val="single" w:color="BFBFBF" w:sz="4"/>
+              <w:right w:val="single" w:color="BFBFBF" w:sz="4"/>
+            </w:tcBorders>
+            <w:shd w:fill="F5F7FA" w:color="auto" w:val="clear"/>
+            <w:tcMar>
+              <w:top w:type="dxa" w:w="60"/>
+              <w:left w:type="dxa" w:w="100"/>
+              <w:bottom w:type="dxa" w:w="60"/>
+              <w:right w:type="dxa" w:w="100"/>
+            </w:tcMar>
+            <w:vAlign w:val="top"/>
+          </w:tcPr>
+          <w:p>
+            <w:pPr>
+              <w:spacing w:after="40"/>
+            </w:pPr>
+            <w:r>
+              <w:rPr>
+                <w:sz w:val="18"/>
+                <w:szCs w:val="18"/>
+              </w:rPr>
+              <w:t xml:space="preserve">02</w:t>
+            </w:r>
+          </w:p>
+        </w:tc>
+        <w:tc>
+          <w:tcPr>
+            <w:tcW w:type="dxa" w:w="1400"/>
+            <w:tcBorders>
+              <w:top w:val="single" w:color="BFBFBF" w:sz="4"/>
+              <w:left w:val="single" w:color="BFBFBF" w:sz="4"/>
+              <w:bottom w:val="single" w:color="BFBFBF" w:sz="4"/>
+              <w:right w:val="single" w:color="BFBFBF" w:sz="4"/>
+            </w:tcBorders>
+            <w:shd w:fill="F5F7FA" w:color="auto" w:val="clear"/>
+            <w:tcMar>
+              <w:top w:type="dxa" w:w="60"/>
+              <w:left w:type="dxa" w:w="100"/>
+              <w:bottom w:type="dxa" w:w="60"/>
+              <w:right w:type="dxa" w:w="100"/>
+            </w:tcMar>
+            <w:vAlign w:val="top"/>
+          </w:tcPr>
+          <w:p>
+            <w:pPr>
+              <w:spacing w:after="40"/>
+            </w:pPr>
+            <w:r>
+              <w:rPr>
+                <w:sz w:val="18"/>
+                <w:szCs w:val="18"/>
+              </w:rPr>
+              <w:t xml:space="preserve">2026-10-16</w:t>
+            </w:r>
+          </w:p>
+        </w:tc>
+        <w:tc>
+          <w:tcPr>
+            <w:tcW w:type="dxa" w:w="5638"/>
+            <w:tcBorders>
+              <w:top w:val="single" w:color="BFBFBF" w:sz="4"/>
+              <w:left w:val="single" w:color="BFBFBF" w:sz="4"/>
+              <w:bottom w:val="single" w:color="BFBFBF" w:sz="4"/>
+              <w:right w:val="single" w:color="BFBFBF" w:sz="4"/>
+            </w:tcBorders>
+            <w:shd w:fill="F5F7FA" w:color="auto" w:val="clear"/>
+            <w:tcMar>
+              <w:top w:type="dxa" w:w="60"/>
+              <w:left w:type="dxa" w:w="100"/>
+              <w:bottom w:type="dxa" w:w="60"/>
+              <w:right w:type="dxa" w:w="100"/>
+            </w:tcMar>
+            <w:vAlign w:val="top"/>
+          </w:tcPr>
+          <w:p>
+            <w:pPr>
+              <w:spacing w:after="10"/>
+            </w:pPr>
+            <w:r>
+              <w:rPr>
+                <w:sz w:val="18"/>
+                <w:szCs w:val="18"/>
+              </w:rPr>
+              <w:t xml:space="preserve">Released for use, effective 16 Oct 2026. [TBC] items to be completed at the next revision.</w:t>
+            </w:r>
+          </w:p>
+          <w:p>
+            <w:pPr>
+              <w:spacing w:after="50"/>
+            </w:pPr>
+            <w:r>
+              <w:rPr>
+                <w:i/>
+                <w:iCs/>
+                <w:color w:val="1F5C99"/>
+                <w:sz w:val="18"/>
+                <w:szCs w:val="18"/>
+              </w:rPr>
+              <w:t xml:space="preserve">Ban hành để sử dụng, hiệu lực từ 16/10/2026. Các mục [TBC] sẽ được bổ sung ở lần sửa đổi tiếp theo.</w:t>
+            </w:r>
+          </w:p>
+        </w:tc>
+        <w:tc>
+          <w:tcPr>
+            <w:tcW w:type="dxa" w:w="1800"/>
+            <w:tcBorders>
+              <w:top w:val="single" w:color="BFBFBF" w:sz="4"/>
+              <w:left w:val="single" w:color="BFBFBF" w:sz="4"/>
+              <w:bottom w:val="single" w:color="BFBFBF" w:sz="4"/>
+              <w:right w:val="single" w:color="BFBFBF" w:sz="4"/>
+            </w:tcBorders>
+            <w:shd w:fill="F5F7FA" w:color="auto" w:val="clear"/>
             <w:tcMar>
               <w:top w:type="dxa" w:w="60"/>
               <w:left w:type="dxa" w:w="100"/>
